--- a/docs/corrected-documents/유스케이스_명세서_수정본.docx
+++ b/docs/corrected-documents/유스케이스_명세서_수정본.docx
@@ -488,7 +488,7 @@
           </w:tcPr>
           <w:p>
             <w:r>
-              <w:t>API Key 인증, 감사 로그, Actuator, OpenAPI</w:t>
+              <w:t>세션 역할 인증, 감사 로그, 제한 Actuator, 운영 비공개 OpenAPI</w:t>
             </w:r>
           </w:p>
         </w:tc>
@@ -1006,7 +1006,7 @@
           </w:tcPr>
           <w:p>
             <w:r>
-              <w:t>health, Swagger, API Key 인증, 감사 로그 확인</w:t>
+              <w:t>health 권한, 운영 Swagger 차단, 세션 역할 인증, 감사 로그 확인</w:t>
             </w:r>
           </w:p>
         </w:tc>
@@ -1218,7 +1218,7 @@
           </w:tcPr>
           <w:p>
             <w:r>
-              <w:t>gpt-4o-mini 기반 분석/초안 생성, API Key 설정 시 사용</w:t>
+              <w:t>Python 작업자의 구성된 AI 공급자로 구조화 분석·초안 제안</w:t>
             </w:r>
           </w:p>
         </w:tc>
@@ -1344,7 +1344,7 @@
           </w:tcPr>
           <w:p>
             <w:r>
-              <w:t>Swagger, health, API Key, 감사 로그, 테스트 확인</w:t>
+              <w:t>운영 Swagger 차단, health 권한, 세션 역할, 감사 로그, 안전 테스트 확인</w:t>
             </w:r>
           </w:p>
         </w:tc>
@@ -1428,7 +1428,7 @@
         <w:pStyle w:val="ListBullet"/>
       </w:pPr>
       <w:r>
-        <w:t>종료조건: complaint_analysis가 저장되고 complaints.status가 ANALYZED로 전환된다.</w:t>
+        <w:t>종료조건: 검증된 분석과 복합 이슈가 저장되고 complaints.status가 TRIAGE_REVIEW로 전환된다.</w:t>
       </w:r>
     </w:p>
     <w:p>
@@ -1436,7 +1436,7 @@
         <w:pStyle w:val="ListBullet"/>
       </w:pPr>
       <w:r>
-        <w:t>주의: 구현된 API는 POST /analyze가 아니라 GET /analysis이다.</w:t>
+        <w:t>주의: 분석 요청은 POST /api/v1/complaints/{id}/analysis-runs이며 GET은 상태 조회만 수행한다.</w:t>
       </w:r>
     </w:p>
     <w:p>
@@ -1460,7 +1460,7 @@
         <w:pStyle w:val="ListBullet"/>
       </w:pPr>
       <w:r>
-        <w:t>기본 흐름: 초안 생성 과정에서 PostgresKnowledgeDocumentSearchService가 분석 결과 기반 키워드 검색 -&gt; rag_contexts 저장 -&gt; GET /rag-contexts로 근거 조회.</w:t>
+        <w:t>기본 흐름: 권위 DB에서 분석 기반 공식 근거 후보 조회 -&gt; Python 구조화 초안 -&gt; Spring 후보·스키마·근거 검증 -&gt; evidence_snapshots와 claim_evidence_links 저장.</w:t>
       </w:r>
     </w:p>
     <w:p>
@@ -1492,7 +1492,7 @@
         <w:pStyle w:val="ListBullet"/>
       </w:pPr>
       <w:r>
-        <w:t>기본 흐름: GET /draft -&gt; 분석 생성/조회 -&gt; RAG 검색 -&gt; OpenAI/Bedrock/fallback 초안 생성 -&gt; official_drafts 저장 -&gt; rag_contexts 연결.</w:t>
+        <w:t>기본 흐름: POST /api/v1/complaints/{id}/draft-runs -&gt; 권위 DB 근거 후보 -&gt; Python 구조화 초안 -&gt; Spring 결정론 검증 -&gt; 주장·불변 근거 링크 -&gt; 사람 검토.</w:t>
       </w:r>
     </w:p>
     <w:p>
@@ -1500,7 +1500,7 @@
         <w:pStyle w:val="ListBullet"/>
       </w:pPr>
       <w:r>
-        <w:t>종료조건: DraftResponse.status=DRAFT와 draftText, references가 반환된다.</w:t>
+        <w:t>종료조건: 검증된 주장·근거 링크와 검토용 초안이 저장되고 complaints.status가 DRAFT_REVIEW가 된다.</w:t>
       </w:r>
     </w:p>
     <w:p>
@@ -1612,7 +1612,7 @@
         <w:pStyle w:val="ListBullet"/>
       </w:pPr>
       <w:r>
-        <w:t>기본 흐름: PUT /draft with draftText -&gt; 기존 초안 revise -&gt; draft_revisions에 before/after 저장 -&gt; DraftResponse.status=REVISED 반환.</w:t>
+        <w:t>기본 흐름: POST /api/v1/drafts/{id}/reviews -&gt; 검토 통과·반려 기록 -&gt; 별도 승인자 결정 대기 또는 DRAFT_REVIEW 복귀.</w:t>
       </w:r>
     </w:p>
     <w:p>
@@ -1668,7 +1668,7 @@
         <w:pStyle w:val="ListBullet"/>
       </w:pPr>
       <w:r>
-        <w:t>기본 흐름: health/Swagger 접근 확인, API Key 미포함/포함 요청 검증, audit_logs 저장 확인.</w:t>
+        <w:t>기본 흐름: health·운영 Swagger 권한 확인, 세션·CSRF·역할 검증, 변경 감사 로그 확인.</w:t>
       </w:r>
     </w:p>
     <w:p>
@@ -1676,7 +1676,7 @@
         <w:pStyle w:val="ListBullet"/>
       </w:pPr>
       <w:r>
-        <w:t>주의: 개발 기본값은 API Key 인증 비활성화이며, 인증 시험은 설정 활성화 조건부이다.</w:t>
+        <w:t>주의: 운영은 세션 역할 인증과 CSRF를 필수로 하며 인증 없는 실행은 명시적 dashboard-h2 데모에만 허용한다.</w:t>
       </w:r>
     </w:p>
     <w:sectPr>
